--- a/docs/questions/qs-furthersigmanotation.docx
+++ b/docs/questions/qs-furthersigmanotation.docx
@@ -52,7 +52,7 @@
         </w:rPr>
         <w:t xml:space="preserve"> </w:t>
       </w:r>
-      <w:hyperlink r:id="rId20">
+      <w:hyperlink r:id="rId9">
         <w:r>
           <w:rPr>
             <w:rStyle w:val="Hyperlink"/>
@@ -83,7 +83,7 @@
         </w:rPr>
         <w:t xml:space="preserve"> </w:t>
       </w:r>
-      <w:hyperlink r:id="rId21">
+      <w:hyperlink r:id="rId10">
         <w:r>
           <w:rPr>
             <w:rStyle w:val="Hyperlink"/>
@@ -101,7 +101,7 @@
         <w:t xml:space="preserve">.</w:t>
       </w:r>
     </w:p>
-    <w:bookmarkStart w:id="22" w:name="q1"/>
+    <w:bookmarkStart w:id="11" w:name="q1"/>
     <w:p>
       <w:pPr>
         <w:pStyle w:val="Heading2"/>
@@ -292,33 +292,35 @@
               </m:nary>
             </m:e>
           </m:nary>
-          <m:d>
-            <m:dPr>
-              <m:begChr m:val="("/>
-              <m:sepChr m:val=""/>
-              <m:endChr m:val=")"/>
-              <m:grow/>
-            </m:dPr>
-            <m:e>
-              <m:r>
-                <m:t>j</m:t>
-              </m:r>
-              <m:r>
-                <m:rPr>
-                  <m:sty m:val="p"/>
-                </m:rPr>
-                <m:t>+</m:t>
-              </m:r>
-              <m:r>
-                <m:t>5</m:t>
-              </m:r>
-            </m:e>
-          </m:d>
+          <m:r>
+            <m:rPr>
+              <m:sty m:val="p"/>
+            </m:rPr>
+            <m:t>(</m:t>
+          </m:r>
+          <m:r>
+            <m:t>j</m:t>
+          </m:r>
+          <m:r>
+            <m:rPr>
+              <m:sty m:val="p"/>
+            </m:rPr>
+            <m:t>+</m:t>
+          </m:r>
+          <m:r>
+            <m:t>5</m:t>
+          </m:r>
+          <m:r>
+            <m:rPr>
+              <m:sty m:val="p"/>
+            </m:rPr>
+            <m:t>)</m:t>
+          </m:r>
         </m:oMath>
       </m:oMathPara>
     </w:p>
-    <w:bookmarkEnd w:id="22"/>
-    <w:bookmarkStart w:id="23" w:name="q2"/>
+    <w:bookmarkEnd w:id="11"/>
+    <w:bookmarkStart w:id="12" w:name="q2"/>
     <w:p>
       <w:pPr>
         <w:pStyle w:val="Heading2"/>
@@ -352,77 +354,81 @@
           <m:jc m:val="center"/>
         </m:oMathParaPr>
         <m:oMath>
-          <m:d>
-            <m:dPr>
-              <m:begChr m:val="("/>
-              <m:sepChr m:val=""/>
-              <m:endChr m:val=")"/>
-              <m:grow/>
-            </m:dPr>
-            <m:e>
-              <m:r>
-                <m:t>3</m:t>
-              </m:r>
-              <m:r>
-                <m:rPr>
-                  <m:sty m:val="p"/>
-                </m:rPr>
-                <m:t>+</m:t>
-              </m:r>
-              <m:r>
-                <m:t>9</m:t>
-              </m:r>
-              <m:r>
-                <m:rPr>
-                  <m:sty m:val="p"/>
-                </m:rPr>
-                <m:t>+</m:t>
-              </m:r>
-              <m:r>
-                <m:t>27</m:t>
-              </m:r>
-              <m:r>
-                <m:rPr>
-                  <m:sty m:val="p"/>
-                </m:rPr>
-                <m:t>+</m:t>
-              </m:r>
-              <m:r>
-                <m:t>81</m:t>
-              </m:r>
-            </m:e>
-          </m:d>
-          <m:d>
-            <m:dPr>
-              <m:begChr m:val="("/>
-              <m:sepChr m:val=""/>
-              <m:endChr m:val=")"/>
-              <m:grow/>
-            </m:dPr>
-            <m:e>
-              <m:r>
-                <m:t>1</m:t>
-              </m:r>
-              <m:r>
-                <m:rPr>
-                  <m:sty m:val="p"/>
-                </m:rPr>
-                <m:t>+</m:t>
-              </m:r>
-              <m:r>
-                <m:t>8</m:t>
-              </m:r>
-              <m:r>
-                <m:rPr>
-                  <m:sty m:val="p"/>
-                </m:rPr>
-                <m:t>+</m:t>
-              </m:r>
-              <m:r>
-                <m:t>64</m:t>
-              </m:r>
-            </m:e>
-          </m:d>
+          <m:r>
+            <m:rPr>
+              <m:sty m:val="p"/>
+            </m:rPr>
+            <m:t>(</m:t>
+          </m:r>
+          <m:r>
+            <m:t>3</m:t>
+          </m:r>
+          <m:r>
+            <m:rPr>
+              <m:sty m:val="p"/>
+            </m:rPr>
+            <m:t>+</m:t>
+          </m:r>
+          <m:r>
+            <m:t>9</m:t>
+          </m:r>
+          <m:r>
+            <m:rPr>
+              <m:sty m:val="p"/>
+            </m:rPr>
+            <m:t>+</m:t>
+          </m:r>
+          <m:r>
+            <m:t>27</m:t>
+          </m:r>
+          <m:r>
+            <m:rPr>
+              <m:sty m:val="p"/>
+            </m:rPr>
+            <m:t>+</m:t>
+          </m:r>
+          <m:r>
+            <m:t>81</m:t>
+          </m:r>
+          <m:r>
+            <m:rPr>
+              <m:sty m:val="p"/>
+            </m:rPr>
+            <m:t>)</m:t>
+          </m:r>
+          <m:r>
+            <m:rPr>
+              <m:sty m:val="p"/>
+            </m:rPr>
+            <m:t>(</m:t>
+          </m:r>
+          <m:r>
+            <m:t>1</m:t>
+          </m:r>
+          <m:r>
+            <m:rPr>
+              <m:sty m:val="p"/>
+            </m:rPr>
+            <m:t>+</m:t>
+          </m:r>
+          <m:r>
+            <m:t>8</m:t>
+          </m:r>
+          <m:r>
+            <m:rPr>
+              <m:sty m:val="p"/>
+            </m:rPr>
+            <m:t>+</m:t>
+          </m:r>
+          <m:r>
+            <m:t>64</m:t>
+          </m:r>
+          <m:r>
+            <m:rPr>
+              <m:sty m:val="p"/>
+            </m:rPr>
+            <m:t>)</m:t>
+          </m:r>
         </m:oMath>
       </m:oMathPara>
     </w:p>
@@ -470,30 +476,32 @@
               </m:r>
             </m:sup>
             <m:e>
-              <m:d>
-                <m:dPr>
-                  <m:begChr m:val="("/>
-                  <m:sepChr m:val=""/>
-                  <m:endChr m:val=")"/>
-                  <m:grow/>
-                </m:dPr>
-                <m:e>
-                  <m:r>
-                    <m:t>i</m:t>
-                  </m:r>
-                  <m:r>
-                    <m:rPr>
-                      <m:sty m:val="p"/>
-                    </m:rPr>
-                    <m:t>+</m:t>
-                  </m:r>
-                  <m:r>
-                    <m:t>2</m:t>
-                  </m:r>
-                </m:e>
-              </m:d>
+              <m:r>
+                <m:rPr>
+                  <m:sty m:val="p"/>
+                </m:rPr>
+                <m:t>(</m:t>
+              </m:r>
             </m:e>
           </m:nary>
+          <m:r>
+            <m:t>i</m:t>
+          </m:r>
+          <m:r>
+            <m:rPr>
+              <m:sty m:val="p"/>
+            </m:rPr>
+            <m:t>+</m:t>
+          </m:r>
+          <m:r>
+            <m:t>2</m:t>
+          </m:r>
+          <m:r>
+            <m:rPr>
+              <m:sty m:val="p"/>
+            </m:rPr>
+            <m:t>)</m:t>
+          </m:r>
           <m:nary>
             <m:naryPr>
               <m:chr m:val="∑"/>
@@ -573,30 +581,32 @@
               </m:r>
             </m:sup>
             <m:e>
-              <m:d>
-                <m:dPr>
-                  <m:begChr m:val="("/>
-                  <m:sepChr m:val=""/>
-                  <m:endChr m:val=")"/>
-                  <m:grow/>
-                </m:dPr>
-                <m:e>
-                  <m:r>
-                    <m:t>i</m:t>
-                  </m:r>
-                  <m:r>
-                    <m:rPr>
-                      <m:sty m:val="p"/>
-                    </m:rPr>
-                    <m:t>+</m:t>
-                  </m:r>
-                  <m:r>
-                    <m:t>2</m:t>
-                  </m:r>
-                </m:e>
-              </m:d>
+              <m:r>
+                <m:rPr>
+                  <m:sty m:val="p"/>
+                </m:rPr>
+                <m:t>(</m:t>
+              </m:r>
             </m:e>
           </m:nary>
+          <m:r>
+            <m:t>i</m:t>
+          </m:r>
+          <m:r>
+            <m:rPr>
+              <m:sty m:val="p"/>
+            </m:rPr>
+            <m:t>+</m:t>
+          </m:r>
+          <m:r>
+            <m:t>2</m:t>
+          </m:r>
+          <m:r>
+            <m:rPr>
+              <m:sty m:val="p"/>
+            </m:rPr>
+            <m:t>)</m:t>
+          </m:r>
           <m:nary>
             <m:naryPr>
               <m:chr m:val="∑"/>
@@ -685,30 +695,32 @@
               </m:r>
             </m:sup>
             <m:e>
-              <m:d>
-                <m:dPr>
-                  <m:begChr m:val="("/>
-                  <m:sepChr m:val=""/>
-                  <m:endChr m:val=")"/>
-                  <m:grow/>
-                </m:dPr>
-                <m:e>
-                  <m:r>
-                    <m:t>i</m:t>
-                  </m:r>
-                  <m:r>
-                    <m:rPr>
-                      <m:sty m:val="p"/>
-                    </m:rPr>
-                    <m:t>+</m:t>
-                  </m:r>
-                  <m:r>
-                    <m:t>2</m:t>
-                  </m:r>
-                </m:e>
-              </m:d>
+              <m:r>
+                <m:rPr>
+                  <m:sty m:val="p"/>
+                </m:rPr>
+                <m:t>(</m:t>
+              </m:r>
             </m:e>
           </m:nary>
+          <m:r>
+            <m:t>i</m:t>
+          </m:r>
+          <m:r>
+            <m:rPr>
+              <m:sty m:val="p"/>
+            </m:rPr>
+            <m:t>+</m:t>
+          </m:r>
+          <m:r>
+            <m:t>2</m:t>
+          </m:r>
+          <m:r>
+            <m:rPr>
+              <m:sty m:val="p"/>
+            </m:rPr>
+            <m:t>)</m:t>
+          </m:r>
           <m:nary>
             <m:naryPr>
               <m:chr m:val="∑"/>
@@ -736,35 +748,37 @@
               </m:r>
             </m:sup>
             <m:e>
-              <m:d>
-                <m:dPr>
-                  <m:begChr m:val="("/>
-                  <m:sepChr m:val=""/>
-                  <m:endChr m:val=")"/>
-                  <m:grow/>
-                </m:dPr>
-                <m:e>
-                  <m:r>
-                    <m:t>i</m:t>
-                  </m:r>
-                  <m:r>
-                    <m:rPr>
-                      <m:sty m:val="p"/>
-                    </m:rPr>
-                    <m:t>+</m:t>
-                  </m:r>
-                  <m:r>
-                    <m:t>9</m:t>
-                  </m:r>
-                </m:e>
-              </m:d>
+              <m:r>
+                <m:rPr>
+                  <m:sty m:val="p"/>
+                </m:rPr>
+                <m:t>(</m:t>
+              </m:r>
             </m:e>
           </m:nary>
+          <m:r>
+            <m:t>i</m:t>
+          </m:r>
+          <m:r>
+            <m:rPr>
+              <m:sty m:val="p"/>
+            </m:rPr>
+            <m:t>+</m:t>
+          </m:r>
+          <m:r>
+            <m:t>9</m:t>
+          </m:r>
+          <m:r>
+            <m:rPr>
+              <m:sty m:val="p"/>
+            </m:rPr>
+            <m:t>)</m:t>
+          </m:r>
         </m:oMath>
       </m:oMathPara>
     </w:p>
-    <w:bookmarkEnd w:id="23"/>
-    <w:bookmarkStart w:id="24" w:name="q3"/>
+    <w:bookmarkEnd w:id="12"/>
+    <w:bookmarkStart w:id="13" w:name="q3"/>
     <w:p>
       <w:pPr>
         <w:pStyle w:val="Heading2"/>
@@ -825,55 +839,59 @@
               </m:r>
             </m:sup>
             <m:e>
-              <m:d>
-                <m:dPr>
-                  <m:begChr m:val="("/>
-                  <m:sepChr m:val=""/>
-                  <m:endChr m:val=")"/>
-                  <m:grow/>
-                </m:dPr>
-                <m:e>
-                  <m:r>
-                    <m:t>i</m:t>
-                  </m:r>
-                  <m:r>
-                    <m:rPr>
-                      <m:sty m:val="p"/>
-                    </m:rPr>
-                    <m:t>−</m:t>
-                  </m:r>
-                  <m:r>
-                    <m:t>1</m:t>
-                  </m:r>
-                </m:e>
-              </m:d>
-            </m:e>
-          </m:nary>
-          <m:d>
-            <m:dPr>
-              <m:begChr m:val="("/>
-              <m:sepChr m:val=""/>
-              <m:endChr m:val=")"/>
-              <m:grow/>
-            </m:dPr>
-            <m:e>
-              <m:r>
-                <m:t>2</m:t>
-              </m:r>
-              <m:r>
-                <m:t>i</m:t>
-              </m:r>
               <m:r>
                 <m:rPr>
                   <m:sty m:val="p"/>
                 </m:rPr>
-                <m:t>+</m:t>
-              </m:r>
-              <m:r>
-                <m:t>1</m:t>
+                <m:t>(</m:t>
               </m:r>
             </m:e>
-          </m:d>
+          </m:nary>
+          <m:r>
+            <m:t>i</m:t>
+          </m:r>
+          <m:r>
+            <m:rPr>
+              <m:sty m:val="p"/>
+            </m:rPr>
+            <m:t>−</m:t>
+          </m:r>
+          <m:r>
+            <m:t>1</m:t>
+          </m:r>
+          <m:r>
+            <m:rPr>
+              <m:sty m:val="p"/>
+            </m:rPr>
+            <m:t>)</m:t>
+          </m:r>
+          <m:r>
+            <m:rPr>
+              <m:sty m:val="p"/>
+            </m:rPr>
+            <m:t>(</m:t>
+          </m:r>
+          <m:r>
+            <m:t>2</m:t>
+          </m:r>
+          <m:r>
+            <m:t>i</m:t>
+          </m:r>
+          <m:r>
+            <m:rPr>
+              <m:sty m:val="p"/>
+            </m:rPr>
+            <m:t>+</m:t>
+          </m:r>
+          <m:r>
+            <m:t>1</m:t>
+          </m:r>
+          <m:r>
+            <m:rPr>
+              <m:sty m:val="p"/>
+            </m:rPr>
+            <m:t>)</m:t>
+          </m:r>
         </m:oMath>
       </m:oMathPara>
     </w:p>
@@ -926,50 +944,54 @@
               </m:r>
             </m:e>
           </m:nary>
-          <m:d>
-            <m:dPr>
-              <m:begChr m:val="("/>
-              <m:sepChr m:val=""/>
-              <m:endChr m:val=")"/>
-              <m:grow/>
-            </m:dPr>
-            <m:e>
-              <m:r>
-                <m:t>i</m:t>
-              </m:r>
-              <m:r>
-                <m:rPr>
-                  <m:sty m:val="p"/>
-                </m:rPr>
-                <m:t>+</m:t>
-              </m:r>
-              <m:r>
-                <m:t>3</m:t>
-              </m:r>
-            </m:e>
-          </m:d>
-          <m:d>
-            <m:dPr>
-              <m:begChr m:val="("/>
-              <m:sepChr m:val=""/>
-              <m:endChr m:val=")"/>
-              <m:grow/>
-            </m:dPr>
-            <m:e>
-              <m:r>
-                <m:t>i</m:t>
-              </m:r>
-              <m:r>
-                <m:rPr>
-                  <m:sty m:val="p"/>
-                </m:rPr>
-                <m:t>+</m:t>
-              </m:r>
-              <m:r>
-                <m:t>6</m:t>
-              </m:r>
-            </m:e>
-          </m:d>
+          <m:r>
+            <m:rPr>
+              <m:sty m:val="p"/>
+            </m:rPr>
+            <m:t>(</m:t>
+          </m:r>
+          <m:r>
+            <m:t>i</m:t>
+          </m:r>
+          <m:r>
+            <m:rPr>
+              <m:sty m:val="p"/>
+            </m:rPr>
+            <m:t>+</m:t>
+          </m:r>
+          <m:r>
+            <m:t>3</m:t>
+          </m:r>
+          <m:r>
+            <m:rPr>
+              <m:sty m:val="p"/>
+            </m:rPr>
+            <m:t>)</m:t>
+          </m:r>
+          <m:r>
+            <m:rPr>
+              <m:sty m:val="p"/>
+            </m:rPr>
+            <m:t>(</m:t>
+          </m:r>
+          <m:r>
+            <m:t>i</m:t>
+          </m:r>
+          <m:r>
+            <m:rPr>
+              <m:sty m:val="p"/>
+            </m:rPr>
+            <m:t>+</m:t>
+          </m:r>
+          <m:r>
+            <m:t>6</m:t>
+          </m:r>
+          <m:r>
+            <m:rPr>
+              <m:sty m:val="p"/>
+            </m:rPr>
+            <m:t>)</m:t>
+          </m:r>
         </m:oMath>
       </m:oMathPara>
     </w:p>
@@ -1022,60 +1044,64 @@
               </m:r>
             </m:e>
           </m:nary>
-          <m:d>
-            <m:dPr>
-              <m:begChr m:val="("/>
-              <m:sepChr m:val=""/>
-              <m:endChr m:val=")"/>
-              <m:grow/>
-            </m:dPr>
-            <m:e>
-              <m:r>
-                <m:t>2</m:t>
-              </m:r>
-              <m:r>
-                <m:t>i</m:t>
-              </m:r>
-              <m:r>
-                <m:rPr>
-                  <m:sty m:val="p"/>
-                </m:rPr>
-                <m:t>−</m:t>
-              </m:r>
-              <m:r>
-                <m:t>3</m:t>
-              </m:r>
-            </m:e>
-          </m:d>
-          <m:d>
-            <m:dPr>
-              <m:begChr m:val="("/>
-              <m:sepChr m:val=""/>
-              <m:endChr m:val=")"/>
-              <m:grow/>
-            </m:dPr>
-            <m:e>
-              <m:r>
-                <m:t>3</m:t>
-              </m:r>
-              <m:r>
-                <m:t>i</m:t>
-              </m:r>
-              <m:r>
-                <m:rPr>
-                  <m:sty m:val="p"/>
-                </m:rPr>
-                <m:t>+</m:t>
-              </m:r>
-              <m:r>
-                <m:t>1</m:t>
-              </m:r>
-            </m:e>
-          </m:d>
+          <m:r>
+            <m:rPr>
+              <m:sty m:val="p"/>
+            </m:rPr>
+            <m:t>(</m:t>
+          </m:r>
+          <m:r>
+            <m:t>2</m:t>
+          </m:r>
+          <m:r>
+            <m:t>i</m:t>
+          </m:r>
+          <m:r>
+            <m:rPr>
+              <m:sty m:val="p"/>
+            </m:rPr>
+            <m:t>−</m:t>
+          </m:r>
+          <m:r>
+            <m:t>3</m:t>
+          </m:r>
+          <m:r>
+            <m:rPr>
+              <m:sty m:val="p"/>
+            </m:rPr>
+            <m:t>)</m:t>
+          </m:r>
+          <m:r>
+            <m:rPr>
+              <m:sty m:val="p"/>
+            </m:rPr>
+            <m:t>(</m:t>
+          </m:r>
+          <m:r>
+            <m:t>3</m:t>
+          </m:r>
+          <m:r>
+            <m:t>i</m:t>
+          </m:r>
+          <m:r>
+            <m:rPr>
+              <m:sty m:val="p"/>
+            </m:rPr>
+            <m:t>+</m:t>
+          </m:r>
+          <m:r>
+            <m:t>1</m:t>
+          </m:r>
+          <m:r>
+            <m:rPr>
+              <m:sty m:val="p"/>
+            </m:rPr>
+            <m:t>)</m:t>
+          </m:r>
         </m:oMath>
       </m:oMathPara>
     </w:p>
-    <w:bookmarkEnd w:id="24"/>
+    <w:bookmarkEnd w:id="13"/>
     <w:sectPr>
       <w:pgSz w:h="15840" w:w="12240"/>
       <w:pgMar w:bottom="1440" w:footer="720" w:gutter="0" w:header="720" w:left="1440" w:right="1440" w:top="1440"/>
